--- a/code/Readme.docx
+++ b/code/Readme.docx
@@ -31,7 +31,71 @@
           <w:spacing w:val="0"/>
           <w:u w:val="none"/>
         </w:rPr>
-        <w:t>This is a computationally reproducible documents that contain the R code, verbal descriptions, and outputs. With this code all analyses in the paper can be reproduced, and the graphs, except the maps, can be remade. Code to calculate the effect size log ratio response(lnRR), to deal with pseudo-duplication of data and to model phylogenetic correction are provided.</w:t>
+        <w:t xml:space="preserve">This is a computationally reproducible documents that contain the R code, verbal descriptions, and outputs. With this code all analyses in the paper can be reproduced, and </w:t>
+      </w:r>
+      <w:r>
+        <w:rPr>
+          <w:rFonts w:hint="eastAsia" w:ascii="Times New Roman Regular" w:hAnsi="Times New Roman Regular" w:eastAsia="-webkit-standard" w:cs="Times New Roman Regular"/>
+          <w:i w:val="0"/>
+          <w:iCs w:val="0"/>
+          <w:caps w:val="0"/>
+          <w:color w:val="000000"/>
+          <w:spacing w:val="0"/>
+          <w:u w:val="none"/>
+          <w:lang w:val="en-US" w:eastAsia="zh-CN"/>
+        </w:rPr>
+        <w:t xml:space="preserve">all </w:t>
+      </w:r>
+      <w:r>
+        <w:rPr>
+          <w:rFonts w:hint="default" w:ascii="Times New Roman Regular" w:hAnsi="Times New Roman Regular" w:eastAsia="-webkit-standard" w:cs="Times New Roman Regular"/>
+          <w:i w:val="0"/>
+          <w:iCs w:val="0"/>
+          <w:caps w:val="0"/>
+          <w:color w:val="000000"/>
+          <w:spacing w:val="0"/>
+          <w:u w:val="none"/>
+        </w:rPr>
+        <w:t>the graphs</w:t>
+      </w:r>
+      <w:r>
+        <w:rPr>
+          <w:rFonts w:hint="eastAsia" w:ascii="Times New Roman Regular" w:hAnsi="Times New Roman Regular" w:eastAsia="-webkit-standard" w:cs="Times New Roman Regular"/>
+          <w:i w:val="0"/>
+          <w:iCs w:val="0"/>
+          <w:caps w:val="0"/>
+          <w:color w:val="000000"/>
+          <w:spacing w:val="0"/>
+          <w:u w:val="none"/>
+          <w:lang w:val="en-US" w:eastAsia="zh-CN"/>
+        </w:rPr>
+        <w:t xml:space="preserve"> </w:t>
+      </w:r>
+      <w:r>
+        <w:rPr>
+          <w:rFonts w:hint="default" w:ascii="Times New Roman Regular" w:hAnsi="Times New Roman Regular" w:eastAsia="-webkit-standard" w:cs="Times New Roman Regular"/>
+          <w:i w:val="0"/>
+          <w:iCs w:val="0"/>
+          <w:caps w:val="0"/>
+          <w:color w:val="000000"/>
+          <w:spacing w:val="0"/>
+          <w:u w:val="none"/>
+        </w:rPr>
+        <w:t>can be remade. Code to calculate the effect size log ratio response(lnRR), to deal with pseudo-duplication of data and to model phylogenetic correction are p</w:t>
+      </w:r>
+      <w:bookmarkStart w:id="0" w:name="_GoBack"/>
+      <w:bookmarkEnd w:id="0"/>
+      <w:r>
+        <w:rPr>
+          <w:rFonts w:hint="default" w:ascii="Times New Roman Regular" w:hAnsi="Times New Roman Regular" w:eastAsia="-webkit-standard" w:cs="Times New Roman Regular"/>
+          <w:i w:val="0"/>
+          <w:iCs w:val="0"/>
+          <w:caps w:val="0"/>
+          <w:color w:val="000000"/>
+          <w:spacing w:val="0"/>
+          <w:u w:val="none"/>
+        </w:rPr>
+        <w:t>rovided.</w:t>
       </w:r>
     </w:p>
     <w:p>
@@ -700,15 +764,7 @@
         <w:rPr>
           <w:rFonts w:hint="default" w:ascii="Times New Roman Regular" w:hAnsi="Times New Roman Regular" w:cs="Times New Roman Regular"/>
         </w:rPr>
-        <w:t xml:space="preserve"> performa</w:t>
-      </w:r>
-      <w:bookmarkStart w:id="0" w:name="_GoBack"/>
-      <w:bookmarkEnd w:id="0"/>
-      <w:r>
-        <w:rPr>
-          <w:rFonts w:hint="default" w:ascii="Times New Roman Regular" w:hAnsi="Times New Roman Regular" w:cs="Times New Roman Regular"/>
-        </w:rPr>
-        <w:t>nce;</w:t>
+        <w:t xml:space="preserve"> performance;</w:t>
       </w:r>
     </w:p>
     <w:p>
@@ -4895,6 +4951,7 @@
       <w:pPr>
         <w:widowControl w:val="0"/>
         <w:numPr>
+          <w:ilvl w:val="0"/>
           <w:numId w:val="0"/>
         </w:numPr>
         <w:jc w:val="both"/>
@@ -4912,6 +4969,7 @@
       <w:pPr>
         <w:widowControl w:val="0"/>
         <w:numPr>
+          <w:ilvl w:val="0"/>
           <w:numId w:val="0"/>
         </w:numPr>
         <w:jc w:val="both"/>
@@ -5105,6 +5163,7 @@
       <w:pPr>
         <w:widowControl w:val="0"/>
         <w:numPr>
+          <w:ilvl w:val="0"/>
           <w:numId w:val="0"/>
         </w:numPr>
         <w:jc w:val="both"/>
@@ -5755,7 +5814,17 @@
           <w:bCs w:val="0"/>
           <w:lang w:val="en-US" w:eastAsia="zh-CN"/>
         </w:rPr>
-        <w:t xml:space="preserve"> P</w:t>
+        <w:t xml:space="preserve"> Predator_parasitoid</w:t>
+      </w:r>
+      <w:r>
+        <w:rPr>
+          <w:rStyle w:val="7"/>
+          <w:rFonts w:hint="default" w:ascii="Times New Roman" w:hAnsi="Times New Roman" w:eastAsia="宋体" w:cs="Times New Roman"/>
+          <w:b w:val="0"/>
+          <w:bCs w:val="0"/>
+          <w:lang w:val="en-US" w:eastAsia="zh-CN"/>
+        </w:rPr>
+        <w:t>_reproduction_response,</w:t>
       </w:r>
       <w:r>
         <w:rPr>
@@ -5765,37 +5834,7 @@
           <w:bCs w:val="0"/>
           <w:lang w:val="en-US" w:eastAsia="zh-CN"/>
         </w:rPr>
-        <w:t>redator_parasitoid</w:t>
-      </w:r>
-      <w:r>
-        <w:rPr>
-          <w:rStyle w:val="7"/>
-          <w:rFonts w:hint="default" w:ascii="Times New Roman" w:hAnsi="Times New Roman" w:eastAsia="宋体" w:cs="Times New Roman"/>
-          <w:b w:val="0"/>
-          <w:bCs w:val="0"/>
-          <w:lang w:val="en-US" w:eastAsia="zh-CN"/>
-        </w:rPr>
-        <w:t>_reproduction_response,</w:t>
-      </w:r>
-      <w:r>
-        <w:rPr>
-          <w:rStyle w:val="7"/>
-          <w:rFonts w:hint="eastAsia" w:ascii="Times New Roman" w:hAnsi="Times New Roman" w:eastAsia="宋体" w:cs="Times New Roman"/>
-          <w:b w:val="0"/>
-          <w:bCs w:val="0"/>
-          <w:lang w:val="en-US" w:eastAsia="zh-CN"/>
-        </w:rPr>
-        <w:t xml:space="preserve"> P</w:t>
-      </w:r>
-      <w:r>
-        <w:rPr>
-          <w:rStyle w:val="7"/>
-          <w:rFonts w:hint="eastAsia" w:ascii="Times New Roman" w:hAnsi="Times New Roman" w:eastAsia="宋体" w:cs="Times New Roman"/>
-          <w:b w:val="0"/>
-          <w:bCs w:val="0"/>
-          <w:lang w:val="en-US" w:eastAsia="zh-CN"/>
-        </w:rPr>
-        <w:t>redator_parasitoid</w:t>
+        <w:t xml:space="preserve"> Predator_parasitoid</w:t>
       </w:r>
       <w:r>
         <w:rPr>
